--- a/flow/20230914_vu_template/drafts/2023-11-u/25-СБ-Відання Введення.docx
+++ b/flow/20230914_vu_template/drafts/2023-11-u/25-СБ-Відання Введення.docx
@@ -3887,133 +3887,545 @@
     <w:p>
       <w:pPr>
         <w:pStyle w:val="Heading3"/>
-        <w:spacing w:after="120" w:before="0" w:lineRule="auto"/>
-        <w:jc w:val="center"/>
-        <w:rPr>
-          <w:rFonts w:ascii="Times New Roman" w:cs="Times New Roman" w:eastAsia="Times New Roman" w:hAnsi="Times New Roman"/>
-          <w:i w:val="1"/>
-          <w:color w:val="ff0000"/>
-        </w:rPr>
-      </w:pPr>
-      <w:r>
-        <w:rPr>
-          <w:rFonts w:ascii="Times New Roman" w:cs="Times New Roman" w:eastAsia="Times New Roman" w:hAnsi="Times New Roman"/>
-          <w:b w:val="1"/>
-          <w:i w:val="1"/>
-          <w:color w:val="ff0000"/>
-          <w:rtl w:val="0"/>
-        </w:rPr>
-        <w:t xml:space="preserve">Прокімен</w:t>
-      </w:r>
-      <w:r>
-        <w:rPr>
-          <w:rtl w:val="0"/>
-        </w:rPr>
-      </w:r>
-    </w:p>
-    <w:p>
-      <w:pPr>
-        <w:spacing w:after="120" w:lineRule="auto"/>
-        <w:jc w:val="center"/>
-        <w:rPr>
-          <w:rFonts w:ascii="Times New Roman" w:cs="Times New Roman" w:eastAsia="Times New Roman" w:hAnsi="Times New Roman"/>
-          <w:i w:val="1"/>
-          <w:color w:val="ff0000"/>
-          <w:sz w:val="24"/>
-          <w:szCs w:val="24"/>
-        </w:rPr>
-      </w:pPr>
-      <w:r>
-        <w:rPr>
-          <w:rFonts w:ascii="Times New Roman" w:cs="Times New Roman" w:eastAsia="Times New Roman" w:hAnsi="Times New Roman"/>
-          <w:i w:val="1"/>
-          <w:color w:val="ff0000"/>
-          <w:sz w:val="24"/>
-          <w:szCs w:val="24"/>
-          <w:rtl w:val="0"/>
-        </w:rPr>
-        <w:t xml:space="preserve">Псалом 53 (г. 5):</w:t>
-      </w:r>
-    </w:p>
-    <w:p>
-      <w:pPr>
-        <w:spacing w:after="120" w:lineRule="auto"/>
-        <w:jc w:val="both"/>
-        <w:rPr>
-          <w:rFonts w:ascii="Times New Roman" w:cs="Times New Roman" w:eastAsia="Times New Roman" w:hAnsi="Times New Roman"/>
-          <w:sz w:val="24"/>
-          <w:szCs w:val="24"/>
-        </w:rPr>
-      </w:pPr>
-      <w:r>
-        <w:rPr>
-          <w:rFonts w:ascii="Times New Roman" w:cs="Times New Roman" w:eastAsia="Times New Roman" w:hAnsi="Times New Roman"/>
-          <w:sz w:val="24"/>
-          <w:szCs w:val="24"/>
-          <w:rtl w:val="0"/>
-        </w:rPr>
-        <w:t xml:space="preserve">Боже, ім'ям твоїм спаси мене,* і силою твоєю суди мене.</w:t>
-      </w:r>
-    </w:p>
-    <w:p>
-      <w:pPr>
-        <w:spacing w:after="120" w:lineRule="auto"/>
-        <w:jc w:val="both"/>
-        <w:rPr>
-          <w:rFonts w:ascii="Times New Roman" w:cs="Times New Roman" w:eastAsia="Times New Roman" w:hAnsi="Times New Roman"/>
-          <w:sz w:val="24"/>
-          <w:szCs w:val="24"/>
+      </w:pPr>
+      <w:r>
+        <w:rPr>
+          <w:rFonts w:ascii="Times New Roman" w:hAnsi="Times New Roman"/>
+          <w:b/>
+          <w:i/>
+          <w:color w:val="FF0000"/>
+        </w:rPr>
+        <w:t>Прокімен</w:t>
+      </w:r>
+    </w:p>
+    <w:p>
+      <w:pPr/>
+      <w:r>
+        <w:rPr>
+          <w:rFonts w:ascii="Times New Roman" w:hAnsi="Times New Roman"/>
+          <w:i/>
+          <w:color w:val="FF0000"/>
+          <w:sz w:val="24"/>
+        </w:rPr>
+        <w:t>Псалом</w:t>
+      </w:r>
+      <w:r>
+        <w:rPr>
+          <w:rFonts w:ascii="Times New Roman" w:hAnsi="Times New Roman"/>
+          <w:i/>
+          <w:color w:val="FF0000"/>
+          <w:sz w:val="24"/>
+        </w:rPr>
+        <w:t xml:space="preserve"> </w:t>
+      </w:r>
+      <w:r>
+        <w:rPr>
+          <w:rFonts w:ascii="Times New Roman" w:hAnsi="Times New Roman"/>
+          <w:i/>
+          <w:color w:val="FF0000"/>
+          <w:sz w:val="24"/>
+        </w:rPr>
+        <w:t>58</w:t>
+      </w:r>
+      <w:r>
+        <w:rPr>
+          <w:rFonts w:ascii="Times New Roman" w:hAnsi="Times New Roman"/>
+          <w:i/>
+          <w:color w:val="FF0000"/>
+          <w:sz w:val="24"/>
+        </w:rPr>
+        <w:t xml:space="preserve"> </w:t>
+      </w:r>
+      <w:r>
+        <w:rPr>
+          <w:rFonts w:ascii="Times New Roman" w:hAnsi="Times New Roman"/>
+          <w:i/>
+          <w:color w:val="FF0000"/>
+          <w:sz w:val="24"/>
+        </w:rPr>
+        <w:t>(г.</w:t>
+      </w:r>
+      <w:r>
+        <w:rPr>
+          <w:rFonts w:ascii="Times New Roman" w:hAnsi="Times New Roman"/>
+          <w:i/>
+          <w:color w:val="FF0000"/>
+          <w:sz w:val="24"/>
+        </w:rPr>
+        <w:t xml:space="preserve"> </w:t>
+      </w:r>
+      <w:r>
+        <w:rPr>
+          <w:rFonts w:ascii="Times New Roman" w:hAnsi="Times New Roman"/>
+          <w:i/>
+          <w:color w:val="FF0000"/>
+          <w:sz w:val="24"/>
+        </w:rPr>
+        <w:t>7):</w:t>
+      </w:r>
+    </w:p>
+    <w:p>
+      <w:pPr/>
+      <w:r>
+        <w:rPr>
+          <w:rFonts w:ascii="Times New Roman" w:hAnsi="Times New Roman"/>
+          <w:b/>
+          <w:color w:val="000000"/>
+          <w:sz w:val="24"/>
+        </w:rPr>
+        <w:t>Боже,</w:t>
+      </w:r>
+      <w:r>
+        <w:rPr>
+          <w:rFonts w:ascii="Times New Roman" w:hAnsi="Times New Roman"/>
+          <w:b/>
+          <w:color w:val="000000"/>
+          <w:sz w:val="24"/>
+        </w:rPr>
+        <w:t xml:space="preserve"> </w:t>
+      </w:r>
+      <w:r>
+        <w:rPr>
+          <w:rFonts w:ascii="Times New Roman" w:hAnsi="Times New Roman"/>
+          <w:b/>
+          <w:color w:val="000000"/>
+          <w:sz w:val="24"/>
+        </w:rPr>
+        <w:t>ти</w:t>
+      </w:r>
+      <w:r>
+        <w:rPr>
+          <w:rFonts w:ascii="Times New Roman" w:hAnsi="Times New Roman"/>
+          <w:b/>
+          <w:color w:val="000000"/>
+          <w:sz w:val="24"/>
+        </w:rPr>
+        <w:t xml:space="preserve"> </w:t>
+      </w:r>
+      <w:r>
+        <w:rPr>
+          <w:rFonts w:ascii="Times New Roman" w:hAnsi="Times New Roman"/>
+          <w:b/>
+          <w:color w:val="000000"/>
+          <w:sz w:val="24"/>
+        </w:rPr>
+        <w:t>мій</w:t>
+      </w:r>
+      <w:r>
+        <w:rPr>
+          <w:rFonts w:ascii="Times New Roman" w:hAnsi="Times New Roman"/>
+          <w:b/>
+          <w:color w:val="000000"/>
+          <w:sz w:val="24"/>
+        </w:rPr>
+        <w:t xml:space="preserve"> </w:t>
+      </w:r>
+      <w:r>
+        <w:rPr>
+          <w:rFonts w:ascii="Times New Roman" w:hAnsi="Times New Roman"/>
+          <w:b/>
+          <w:color w:val="000000"/>
+          <w:sz w:val="24"/>
+        </w:rPr>
+        <w:t>заступник,*</w:t>
+      </w:r>
+      <w:r>
+        <w:rPr>
+          <w:rFonts w:ascii="Times New Roman" w:hAnsi="Times New Roman"/>
+          <w:b/>
+          <w:color w:val="000000"/>
+          <w:sz w:val="24"/>
+        </w:rPr>
+        <w:t xml:space="preserve"> </w:t>
+      </w:r>
+      <w:r>
+        <w:rPr>
+          <w:rFonts w:ascii="Times New Roman" w:hAnsi="Times New Roman"/>
+          <w:b/>
+          <w:color w:val="000000"/>
+          <w:sz w:val="24"/>
+        </w:rPr>
+        <w:t>і</w:t>
+      </w:r>
+      <w:r>
+        <w:rPr>
+          <w:rFonts w:ascii="Times New Roman" w:hAnsi="Times New Roman"/>
+          <w:b/>
+          <w:color w:val="000000"/>
+          <w:sz w:val="24"/>
+        </w:rPr>
+        <w:t xml:space="preserve"> </w:t>
+      </w:r>
+      <w:r>
+        <w:rPr>
+          <w:rFonts w:ascii="Times New Roman" w:hAnsi="Times New Roman"/>
+          <w:b/>
+          <w:color w:val="000000"/>
+          <w:sz w:val="24"/>
+        </w:rPr>
+        <w:t>милість</w:t>
+      </w:r>
+      <w:r>
+        <w:rPr>
+          <w:rFonts w:ascii="Times New Roman" w:hAnsi="Times New Roman"/>
+          <w:b/>
+          <w:color w:val="000000"/>
+          <w:sz w:val="24"/>
+        </w:rPr>
+        <w:t xml:space="preserve"> </w:t>
+      </w:r>
+      <w:r>
+        <w:rPr>
+          <w:rFonts w:ascii="Times New Roman" w:hAnsi="Times New Roman"/>
+          <w:b/>
+          <w:color w:val="000000"/>
+          <w:sz w:val="24"/>
+        </w:rPr>
+        <w:t>твоя</w:t>
+      </w:r>
+      <w:r>
+        <w:rPr>
+          <w:rFonts w:ascii="Times New Roman" w:hAnsi="Times New Roman"/>
+          <w:b/>
+          <w:color w:val="000000"/>
+          <w:sz w:val="24"/>
+        </w:rPr>
+        <w:t xml:space="preserve"> </w:t>
+      </w:r>
+      <w:r>
+        <w:rPr>
+          <w:rFonts w:ascii="Times New Roman" w:hAnsi="Times New Roman"/>
+          <w:b/>
+          <w:color w:val="000000"/>
+          <w:sz w:val="24"/>
+        </w:rPr>
+        <w:t>вийде</w:t>
+      </w:r>
+      <w:r>
+        <w:rPr>
+          <w:rFonts w:ascii="Times New Roman" w:hAnsi="Times New Roman"/>
+          <w:b/>
+          <w:color w:val="000000"/>
+          <w:sz w:val="24"/>
+        </w:rPr>
+        <w:t xml:space="preserve"> </w:t>
+      </w:r>
+      <w:r>
+        <w:rPr>
+          <w:rFonts w:ascii="Times New Roman" w:hAnsi="Times New Roman"/>
+          <w:b/>
+          <w:color w:val="000000"/>
+          <w:sz w:val="24"/>
+        </w:rPr>
+        <w:t>мені</w:t>
+      </w:r>
+      <w:r>
+        <w:rPr>
+          <w:rFonts w:ascii="Times New Roman" w:hAnsi="Times New Roman"/>
+          <w:b/>
+          <w:color w:val="000000"/>
+          <w:sz w:val="24"/>
+        </w:rPr>
+        <w:t xml:space="preserve"> </w:t>
+      </w:r>
+      <w:r>
+        <w:rPr>
+          <w:rFonts w:ascii="Times New Roman" w:hAnsi="Times New Roman"/>
+          <w:b/>
+          <w:color w:val="000000"/>
+          <w:sz w:val="24"/>
+        </w:rPr>
+        <w:t>назустріч.</w:t>
+      </w:r>
+    </w:p>
+    <w:p>
+      <w:pPr/>
+      <w:r>
+        <w:rPr>
+          <w:rFonts w:ascii="Times New Roman" w:hAnsi="Times New Roman"/>
+          <w:i/>
+          <w:color w:val="FF0000"/>
+          <w:sz w:val="24"/>
+        </w:rPr>
+        <w:t>Стих:</w:t>
+      </w:r>
+      <w:r>
+        <w:rPr>
+          <w:rFonts w:ascii="Times New Roman" w:hAnsi="Times New Roman"/>
+          <w:i/>
+          <w:color w:val="000000"/>
+          <w:sz w:val="24"/>
+        </w:rPr>
+        <w:t xml:space="preserve"> </w:t>
+      </w:r>
+      <w:r>
+        <w:rPr>
+          <w:rFonts w:ascii="Times New Roman" w:hAnsi="Times New Roman"/>
+          <w:color w:val="000000"/>
+          <w:sz w:val="24"/>
           <w:u w:val="single"/>
         </w:rPr>
-      </w:pPr>
-      <w:r>
-        <w:rPr>
-          <w:rFonts w:ascii="Times New Roman" w:cs="Times New Roman" w:eastAsia="Times New Roman" w:hAnsi="Times New Roman"/>
-          <w:i w:val="1"/>
-          <w:color w:val="ff0000"/>
-          <w:sz w:val="24"/>
-          <w:szCs w:val="24"/>
-          <w:rtl w:val="0"/>
-        </w:rPr>
-        <w:t xml:space="preserve">Стих:</w:t>
-      </w:r>
-      <w:r>
-        <w:rPr>
-          <w:rFonts w:ascii="Times New Roman" w:cs="Times New Roman" w:eastAsia="Times New Roman" w:hAnsi="Times New Roman"/>
-          <w:i w:val="1"/>
-          <w:sz w:val="24"/>
-          <w:szCs w:val="24"/>
-          <w:rtl w:val="0"/>
+        <w:t>Вирятуй</w:t>
+      </w:r>
+      <w:r>
+        <w:rPr>
+          <w:rFonts w:ascii="Times New Roman" w:hAnsi="Times New Roman"/>
+          <w:color w:val="000000"/>
+          <w:sz w:val="24"/>
+          <w:u w:val="single"/>
         </w:rPr>
         <w:t xml:space="preserve"> </w:t>
       </w:r>
       <w:r>
         <w:rPr>
-          <w:rFonts w:ascii="Times New Roman" w:cs="Times New Roman" w:eastAsia="Times New Roman" w:hAnsi="Times New Roman"/>
-          <w:sz w:val="24"/>
-          <w:szCs w:val="24"/>
+          <w:rFonts w:ascii="Times New Roman" w:hAnsi="Times New Roman"/>
+          <w:color w:val="000000"/>
+          <w:sz w:val="24"/>
           <w:u w:val="single"/>
-          <w:rtl w:val="0"/>
-        </w:rPr>
-        <w:t xml:space="preserve">Боже, почуй мою молитву, вислухай слова уст моїх.</w:t>
-      </w:r>
-    </w:p>
-    <w:p>
-      <w:pPr>
-        <w:spacing w:after="120" w:lineRule="auto"/>
-        <w:jc w:val="both"/>
-        <w:rPr>
-          <w:rFonts w:ascii="Times New Roman" w:cs="Times New Roman" w:eastAsia="Times New Roman" w:hAnsi="Times New Roman"/>
-          <w:sz w:val="24"/>
-          <w:szCs w:val="24"/>
-        </w:rPr>
-      </w:pPr>
-      <w:r>
-        <w:rPr>
-          <w:rtl w:val="0"/>
-        </w:rPr>
-      </w:r>
-    </w:p>
+        </w:rPr>
+        <w:t>мене</w:t>
+      </w:r>
+      <w:r>
+        <w:rPr>
+          <w:rFonts w:ascii="Times New Roman" w:hAnsi="Times New Roman"/>
+          <w:color w:val="000000"/>
+          <w:sz w:val="24"/>
+          <w:u w:val="single"/>
+        </w:rPr>
+        <w:t xml:space="preserve"> </w:t>
+      </w:r>
+      <w:r>
+        <w:rPr>
+          <w:rFonts w:ascii="Times New Roman" w:hAnsi="Times New Roman"/>
+          <w:color w:val="000000"/>
+          <w:sz w:val="24"/>
+          <w:u w:val="single"/>
+        </w:rPr>
+        <w:t>від</w:t>
+      </w:r>
+      <w:r>
+        <w:rPr>
+          <w:rFonts w:ascii="Times New Roman" w:hAnsi="Times New Roman"/>
+          <w:color w:val="000000"/>
+          <w:sz w:val="24"/>
+          <w:u w:val="single"/>
+        </w:rPr>
+        <w:t xml:space="preserve"> </w:t>
+      </w:r>
+      <w:r>
+        <w:rPr>
+          <w:rFonts w:ascii="Times New Roman" w:hAnsi="Times New Roman"/>
+          <w:color w:val="000000"/>
+          <w:sz w:val="24"/>
+          <w:u w:val="single"/>
+        </w:rPr>
+        <w:t>ворогів</w:t>
+      </w:r>
+      <w:r>
+        <w:rPr>
+          <w:rFonts w:ascii="Times New Roman" w:hAnsi="Times New Roman"/>
+          <w:color w:val="000000"/>
+          <w:sz w:val="24"/>
+          <w:u w:val="single"/>
+        </w:rPr>
+        <w:t xml:space="preserve"> </w:t>
+      </w:r>
+      <w:r>
+        <w:rPr>
+          <w:rFonts w:ascii="Times New Roman" w:hAnsi="Times New Roman"/>
+          <w:color w:val="000000"/>
+          <w:sz w:val="24"/>
+          <w:u w:val="single"/>
+        </w:rPr>
+        <w:t>моїх,</w:t>
+      </w:r>
+      <w:r>
+        <w:rPr>
+          <w:rFonts w:ascii="Times New Roman" w:hAnsi="Times New Roman"/>
+          <w:color w:val="000000"/>
+          <w:sz w:val="24"/>
+          <w:u w:val="single"/>
+        </w:rPr>
+        <w:t xml:space="preserve"> </w:t>
+      </w:r>
+      <w:r>
+        <w:rPr>
+          <w:rFonts w:ascii="Times New Roman" w:hAnsi="Times New Roman"/>
+          <w:color w:val="000000"/>
+          <w:sz w:val="24"/>
+          <w:u w:val="single"/>
+        </w:rPr>
+        <w:t>Боже,</w:t>
+      </w:r>
+      <w:r>
+        <w:rPr>
+          <w:rFonts w:ascii="Times New Roman" w:hAnsi="Times New Roman"/>
+          <w:color w:val="000000"/>
+          <w:sz w:val="24"/>
+          <w:u w:val="single"/>
+        </w:rPr>
+        <w:t xml:space="preserve"> </w:t>
+      </w:r>
+      <w:r>
+        <w:rPr>
+          <w:rFonts w:ascii="Times New Roman" w:hAnsi="Times New Roman"/>
+          <w:color w:val="000000"/>
+          <w:sz w:val="24"/>
+          <w:u w:val="single"/>
+        </w:rPr>
+        <w:t>і</w:t>
+      </w:r>
+      <w:r>
+        <w:rPr>
+          <w:rFonts w:ascii="Times New Roman" w:hAnsi="Times New Roman"/>
+          <w:color w:val="000000"/>
+          <w:sz w:val="24"/>
+          <w:u w:val="single"/>
+        </w:rPr>
+        <w:t xml:space="preserve"> </w:t>
+      </w:r>
+      <w:r>
+        <w:rPr>
+          <w:rFonts w:ascii="Times New Roman" w:hAnsi="Times New Roman"/>
+          <w:color w:val="000000"/>
+          <w:sz w:val="24"/>
+          <w:u w:val="single"/>
+        </w:rPr>
+        <w:t>визволь</w:t>
+      </w:r>
+      <w:r>
+        <w:rPr>
+          <w:rFonts w:ascii="Times New Roman" w:hAnsi="Times New Roman"/>
+          <w:color w:val="000000"/>
+          <w:sz w:val="24"/>
+          <w:u w:val="single"/>
+        </w:rPr>
+        <w:t xml:space="preserve"> </w:t>
+      </w:r>
+      <w:r>
+        <w:rPr>
+          <w:rFonts w:ascii="Times New Roman" w:hAnsi="Times New Roman"/>
+          <w:color w:val="000000"/>
+          <w:sz w:val="24"/>
+          <w:u w:val="single"/>
+        </w:rPr>
+        <w:t>мене</w:t>
+      </w:r>
+      <w:r>
+        <w:rPr>
+          <w:rFonts w:ascii="Times New Roman" w:hAnsi="Times New Roman"/>
+          <w:color w:val="000000"/>
+          <w:sz w:val="24"/>
+          <w:u w:val="single"/>
+        </w:rPr>
+        <w:t xml:space="preserve"> </w:t>
+      </w:r>
+      <w:r>
+        <w:rPr>
+          <w:rFonts w:ascii="Times New Roman" w:hAnsi="Times New Roman"/>
+          <w:color w:val="000000"/>
+          <w:sz w:val="24"/>
+          <w:u w:val="single"/>
+        </w:rPr>
+        <w:t>від</w:t>
+      </w:r>
+      <w:r>
+        <w:rPr>
+          <w:rFonts w:ascii="Times New Roman" w:hAnsi="Times New Roman"/>
+          <w:color w:val="000000"/>
+          <w:sz w:val="24"/>
+          <w:u w:val="single"/>
+        </w:rPr>
+        <w:t xml:space="preserve"> </w:t>
+      </w:r>
+      <w:r>
+        <w:rPr>
+          <w:rFonts w:ascii="Times New Roman" w:hAnsi="Times New Roman"/>
+          <w:color w:val="000000"/>
+          <w:sz w:val="24"/>
+          <w:u w:val="single"/>
+        </w:rPr>
+        <w:t>тих,</w:t>
+      </w:r>
+      <w:r>
+        <w:rPr>
+          <w:rFonts w:ascii="Times New Roman" w:hAnsi="Times New Roman"/>
+          <w:color w:val="000000"/>
+          <w:sz w:val="24"/>
+          <w:u w:val="single"/>
+        </w:rPr>
+        <w:t xml:space="preserve"> </w:t>
+      </w:r>
+      <w:r>
+        <w:rPr>
+          <w:rFonts w:ascii="Times New Roman" w:hAnsi="Times New Roman"/>
+          <w:color w:val="000000"/>
+          <w:sz w:val="24"/>
+          <w:u w:val="single"/>
+        </w:rPr>
+        <w:t>що</w:t>
+      </w:r>
+      <w:r>
+        <w:rPr>
+          <w:rFonts w:ascii="Times New Roman" w:hAnsi="Times New Roman"/>
+          <w:color w:val="000000"/>
+          <w:sz w:val="24"/>
+          <w:u w:val="single"/>
+        </w:rPr>
+        <w:t xml:space="preserve"> </w:t>
+      </w:r>
+      <w:r>
+        <w:rPr>
+          <w:rFonts w:ascii="Times New Roman" w:hAnsi="Times New Roman"/>
+          <w:color w:val="000000"/>
+          <w:sz w:val="24"/>
+          <w:u w:val="single"/>
+        </w:rPr>
+        <w:t>повстають</w:t>
+      </w:r>
+      <w:r>
+        <w:rPr>
+          <w:rFonts w:ascii="Times New Roman" w:hAnsi="Times New Roman"/>
+          <w:color w:val="000000"/>
+          <w:sz w:val="24"/>
+          <w:u w:val="single"/>
+        </w:rPr>
+        <w:t xml:space="preserve"> </w:t>
+      </w:r>
+      <w:r>
+        <w:rPr>
+          <w:rFonts w:ascii="Times New Roman" w:hAnsi="Times New Roman"/>
+          <w:color w:val="000000"/>
+          <w:sz w:val="24"/>
+          <w:u w:val="single"/>
+        </w:rPr>
+        <w:t>на</w:t>
+      </w:r>
+      <w:r>
+        <w:rPr>
+          <w:rFonts w:ascii="Times New Roman" w:hAnsi="Times New Roman"/>
+          <w:color w:val="000000"/>
+          <w:sz w:val="24"/>
+          <w:u w:val="single"/>
+        </w:rPr>
+        <w:t xml:space="preserve"> </w:t>
+      </w:r>
+      <w:r>
+        <w:rPr>
+          <w:rFonts w:ascii="Times New Roman" w:hAnsi="Times New Roman"/>
+          <w:color w:val="000000"/>
+          <w:sz w:val="24"/>
+          <w:u w:val="single"/>
+        </w:rPr>
+        <w:t>мене.</w:t>
+      </w:r>
+    </w:p>
+    <w:p>
+      <w:pPr>
+        <w:pStyle w:val="Heading1"/>
+      </w:pPr>
+    </w:p>
+    <w:p/>
     <w:p>
       <w:pPr>
         <w:pStyle w:val="Heading3"/>

--- a/flow/20230914_vu_template/drafts/2023-11-u/25-СБ-Відання Введення.docx
+++ b/flow/20230914_vu_template/drafts/2023-11-u/25-СБ-Відання Введення.docx
@@ -3887,545 +3887,133 @@
     <w:p>
       <w:pPr>
         <w:pStyle w:val="Heading3"/>
-      </w:pPr>
-      <w:r>
-        <w:rPr>
-          <w:rFonts w:ascii="Times New Roman" w:hAnsi="Times New Roman"/>
-          <w:b/>
-          <w:i/>
-          <w:color w:val="FF0000"/>
-        </w:rPr>
-        <w:t>Прокімен</w:t>
-      </w:r>
-    </w:p>
-    <w:p>
-      <w:pPr/>
-      <w:r>
-        <w:rPr>
-          <w:rFonts w:ascii="Times New Roman" w:hAnsi="Times New Roman"/>
-          <w:i/>
-          <w:color w:val="FF0000"/>
-          <w:sz w:val="24"/>
-        </w:rPr>
-        <w:t>Псалом</w:t>
-      </w:r>
-      <w:r>
-        <w:rPr>
-          <w:rFonts w:ascii="Times New Roman" w:hAnsi="Times New Roman"/>
-          <w:i/>
-          <w:color w:val="FF0000"/>
-          <w:sz w:val="24"/>
+        <w:spacing w:after="120" w:before="0" w:lineRule="auto"/>
+        <w:jc w:val="center"/>
+        <w:rPr>
+          <w:rFonts w:ascii="Times New Roman" w:cs="Times New Roman" w:eastAsia="Times New Roman" w:hAnsi="Times New Roman"/>
+          <w:i w:val="1"/>
+          <w:color w:val="ff0000"/>
+        </w:rPr>
+      </w:pPr>
+      <w:r>
+        <w:rPr>
+          <w:rFonts w:ascii="Times New Roman" w:cs="Times New Roman" w:eastAsia="Times New Roman" w:hAnsi="Times New Roman"/>
+          <w:b w:val="1"/>
+          <w:i w:val="1"/>
+          <w:color w:val="ff0000"/>
+          <w:rtl w:val="0"/>
+        </w:rPr>
+        <w:t xml:space="preserve">Прокімен</w:t>
+      </w:r>
+      <w:r>
+        <w:rPr>
+          <w:rtl w:val="0"/>
+        </w:rPr>
+      </w:r>
+    </w:p>
+    <w:p>
+      <w:pPr>
+        <w:spacing w:after="120" w:lineRule="auto"/>
+        <w:jc w:val="center"/>
+        <w:rPr>
+          <w:rFonts w:ascii="Times New Roman" w:cs="Times New Roman" w:eastAsia="Times New Roman" w:hAnsi="Times New Roman"/>
+          <w:i w:val="1"/>
+          <w:color w:val="ff0000"/>
+          <w:sz w:val="24"/>
+          <w:szCs w:val="24"/>
+        </w:rPr>
+      </w:pPr>
+      <w:r>
+        <w:rPr>
+          <w:rFonts w:ascii="Times New Roman" w:cs="Times New Roman" w:eastAsia="Times New Roman" w:hAnsi="Times New Roman"/>
+          <w:i w:val="1"/>
+          <w:color w:val="ff0000"/>
+          <w:sz w:val="24"/>
+          <w:szCs w:val="24"/>
+          <w:rtl w:val="0"/>
+        </w:rPr>
+        <w:t xml:space="preserve">Псалом 53 (г. 5):</w:t>
+      </w:r>
+    </w:p>
+    <w:p>
+      <w:pPr>
+        <w:spacing w:after="120" w:lineRule="auto"/>
+        <w:jc w:val="both"/>
+        <w:rPr>
+          <w:rFonts w:ascii="Times New Roman" w:cs="Times New Roman" w:eastAsia="Times New Roman" w:hAnsi="Times New Roman"/>
+          <w:sz w:val="24"/>
+          <w:szCs w:val="24"/>
+        </w:rPr>
+      </w:pPr>
+      <w:r>
+        <w:rPr>
+          <w:rFonts w:ascii="Times New Roman" w:cs="Times New Roman" w:eastAsia="Times New Roman" w:hAnsi="Times New Roman"/>
+          <w:sz w:val="24"/>
+          <w:szCs w:val="24"/>
+          <w:rtl w:val="0"/>
+        </w:rPr>
+        <w:t xml:space="preserve">Боже, ім'ям твоїм спаси мене,* і силою твоєю суди мене.</w:t>
+      </w:r>
+    </w:p>
+    <w:p>
+      <w:pPr>
+        <w:spacing w:after="120" w:lineRule="auto"/>
+        <w:jc w:val="both"/>
+        <w:rPr>
+          <w:rFonts w:ascii="Times New Roman" w:cs="Times New Roman" w:eastAsia="Times New Roman" w:hAnsi="Times New Roman"/>
+          <w:sz w:val="24"/>
+          <w:szCs w:val="24"/>
+          <w:u w:val="single"/>
+        </w:rPr>
+      </w:pPr>
+      <w:r>
+        <w:rPr>
+          <w:rFonts w:ascii="Times New Roman" w:cs="Times New Roman" w:eastAsia="Times New Roman" w:hAnsi="Times New Roman"/>
+          <w:i w:val="1"/>
+          <w:color w:val="ff0000"/>
+          <w:sz w:val="24"/>
+          <w:szCs w:val="24"/>
+          <w:rtl w:val="0"/>
+        </w:rPr>
+        <w:t xml:space="preserve">Стих:</w:t>
+      </w:r>
+      <w:r>
+        <w:rPr>
+          <w:rFonts w:ascii="Times New Roman" w:cs="Times New Roman" w:eastAsia="Times New Roman" w:hAnsi="Times New Roman"/>
+          <w:i w:val="1"/>
+          <w:sz w:val="24"/>
+          <w:szCs w:val="24"/>
+          <w:rtl w:val="0"/>
         </w:rPr>
         <w:t xml:space="preserve"> </w:t>
       </w:r>
       <w:r>
         <w:rPr>
-          <w:rFonts w:ascii="Times New Roman" w:hAnsi="Times New Roman"/>
-          <w:i/>
-          <w:color w:val="FF0000"/>
-          <w:sz w:val="24"/>
-        </w:rPr>
-        <w:t>58</w:t>
-      </w:r>
-      <w:r>
-        <w:rPr>
-          <w:rFonts w:ascii="Times New Roman" w:hAnsi="Times New Roman"/>
-          <w:i/>
-          <w:color w:val="FF0000"/>
-          <w:sz w:val="24"/>
-        </w:rPr>
-        <w:t xml:space="preserve"> </w:t>
-      </w:r>
-      <w:r>
-        <w:rPr>
-          <w:rFonts w:ascii="Times New Roman" w:hAnsi="Times New Roman"/>
-          <w:i/>
-          <w:color w:val="FF0000"/>
-          <w:sz w:val="24"/>
-        </w:rPr>
-        <w:t>(г.</w:t>
-      </w:r>
-      <w:r>
-        <w:rPr>
-          <w:rFonts w:ascii="Times New Roman" w:hAnsi="Times New Roman"/>
-          <w:i/>
-          <w:color w:val="FF0000"/>
-          <w:sz w:val="24"/>
-        </w:rPr>
-        <w:t xml:space="preserve"> </w:t>
-      </w:r>
-      <w:r>
-        <w:rPr>
-          <w:rFonts w:ascii="Times New Roman" w:hAnsi="Times New Roman"/>
-          <w:i/>
-          <w:color w:val="FF0000"/>
-          <w:sz w:val="24"/>
-        </w:rPr>
-        <w:t>7):</w:t>
-      </w:r>
-    </w:p>
-    <w:p>
-      <w:pPr/>
-      <w:r>
-        <w:rPr>
-          <w:rFonts w:ascii="Times New Roman" w:hAnsi="Times New Roman"/>
-          <w:b/>
-          <w:color w:val="000000"/>
-          <w:sz w:val="24"/>
-        </w:rPr>
-        <w:t>Боже,</w:t>
-      </w:r>
-      <w:r>
-        <w:rPr>
-          <w:rFonts w:ascii="Times New Roman" w:hAnsi="Times New Roman"/>
-          <w:b/>
-          <w:color w:val="000000"/>
-          <w:sz w:val="24"/>
-        </w:rPr>
-        <w:t xml:space="preserve"> </w:t>
-      </w:r>
-      <w:r>
-        <w:rPr>
-          <w:rFonts w:ascii="Times New Roman" w:hAnsi="Times New Roman"/>
-          <w:b/>
-          <w:color w:val="000000"/>
-          <w:sz w:val="24"/>
-        </w:rPr>
-        <w:t>ти</w:t>
-      </w:r>
-      <w:r>
-        <w:rPr>
-          <w:rFonts w:ascii="Times New Roman" w:hAnsi="Times New Roman"/>
-          <w:b/>
-          <w:color w:val="000000"/>
-          <w:sz w:val="24"/>
-        </w:rPr>
-        <w:t xml:space="preserve"> </w:t>
-      </w:r>
-      <w:r>
-        <w:rPr>
-          <w:rFonts w:ascii="Times New Roman" w:hAnsi="Times New Roman"/>
-          <w:b/>
-          <w:color w:val="000000"/>
-          <w:sz w:val="24"/>
-        </w:rPr>
-        <w:t>мій</w:t>
-      </w:r>
-      <w:r>
-        <w:rPr>
-          <w:rFonts w:ascii="Times New Roman" w:hAnsi="Times New Roman"/>
-          <w:b/>
-          <w:color w:val="000000"/>
-          <w:sz w:val="24"/>
-        </w:rPr>
-        <w:t xml:space="preserve"> </w:t>
-      </w:r>
-      <w:r>
-        <w:rPr>
-          <w:rFonts w:ascii="Times New Roman" w:hAnsi="Times New Roman"/>
-          <w:b/>
-          <w:color w:val="000000"/>
-          <w:sz w:val="24"/>
-        </w:rPr>
-        <w:t>заступник,*</w:t>
-      </w:r>
-      <w:r>
-        <w:rPr>
-          <w:rFonts w:ascii="Times New Roman" w:hAnsi="Times New Roman"/>
-          <w:b/>
-          <w:color w:val="000000"/>
-          <w:sz w:val="24"/>
-        </w:rPr>
-        <w:t xml:space="preserve"> </w:t>
-      </w:r>
-      <w:r>
-        <w:rPr>
-          <w:rFonts w:ascii="Times New Roman" w:hAnsi="Times New Roman"/>
-          <w:b/>
-          <w:color w:val="000000"/>
-          <w:sz w:val="24"/>
-        </w:rPr>
-        <w:t>і</w:t>
-      </w:r>
-      <w:r>
-        <w:rPr>
-          <w:rFonts w:ascii="Times New Roman" w:hAnsi="Times New Roman"/>
-          <w:b/>
-          <w:color w:val="000000"/>
-          <w:sz w:val="24"/>
-        </w:rPr>
-        <w:t xml:space="preserve"> </w:t>
-      </w:r>
-      <w:r>
-        <w:rPr>
-          <w:rFonts w:ascii="Times New Roman" w:hAnsi="Times New Roman"/>
-          <w:b/>
-          <w:color w:val="000000"/>
-          <w:sz w:val="24"/>
-        </w:rPr>
-        <w:t>милість</w:t>
-      </w:r>
-      <w:r>
-        <w:rPr>
-          <w:rFonts w:ascii="Times New Roman" w:hAnsi="Times New Roman"/>
-          <w:b/>
-          <w:color w:val="000000"/>
-          <w:sz w:val="24"/>
-        </w:rPr>
-        <w:t xml:space="preserve"> </w:t>
-      </w:r>
-      <w:r>
-        <w:rPr>
-          <w:rFonts w:ascii="Times New Roman" w:hAnsi="Times New Roman"/>
-          <w:b/>
-          <w:color w:val="000000"/>
-          <w:sz w:val="24"/>
-        </w:rPr>
-        <w:t>твоя</w:t>
-      </w:r>
-      <w:r>
-        <w:rPr>
-          <w:rFonts w:ascii="Times New Roman" w:hAnsi="Times New Roman"/>
-          <w:b/>
-          <w:color w:val="000000"/>
-          <w:sz w:val="24"/>
-        </w:rPr>
-        <w:t xml:space="preserve"> </w:t>
-      </w:r>
-      <w:r>
-        <w:rPr>
-          <w:rFonts w:ascii="Times New Roman" w:hAnsi="Times New Roman"/>
-          <w:b/>
-          <w:color w:val="000000"/>
-          <w:sz w:val="24"/>
-        </w:rPr>
-        <w:t>вийде</w:t>
-      </w:r>
-      <w:r>
-        <w:rPr>
-          <w:rFonts w:ascii="Times New Roman" w:hAnsi="Times New Roman"/>
-          <w:b/>
-          <w:color w:val="000000"/>
-          <w:sz w:val="24"/>
-        </w:rPr>
-        <w:t xml:space="preserve"> </w:t>
-      </w:r>
-      <w:r>
-        <w:rPr>
-          <w:rFonts w:ascii="Times New Roman" w:hAnsi="Times New Roman"/>
-          <w:b/>
-          <w:color w:val="000000"/>
-          <w:sz w:val="24"/>
-        </w:rPr>
-        <w:t>мені</w:t>
-      </w:r>
-      <w:r>
-        <w:rPr>
-          <w:rFonts w:ascii="Times New Roman" w:hAnsi="Times New Roman"/>
-          <w:b/>
-          <w:color w:val="000000"/>
-          <w:sz w:val="24"/>
-        </w:rPr>
-        <w:t xml:space="preserve"> </w:t>
-      </w:r>
-      <w:r>
-        <w:rPr>
-          <w:rFonts w:ascii="Times New Roman" w:hAnsi="Times New Roman"/>
-          <w:b/>
-          <w:color w:val="000000"/>
-          <w:sz w:val="24"/>
-        </w:rPr>
-        <w:t>назустріч.</w:t>
-      </w:r>
-    </w:p>
-    <w:p>
-      <w:pPr/>
-      <w:r>
-        <w:rPr>
-          <w:rFonts w:ascii="Times New Roman" w:hAnsi="Times New Roman"/>
-          <w:i/>
-          <w:color w:val="FF0000"/>
-          <w:sz w:val="24"/>
-        </w:rPr>
-        <w:t>Стих:</w:t>
-      </w:r>
-      <w:r>
-        <w:rPr>
-          <w:rFonts w:ascii="Times New Roman" w:hAnsi="Times New Roman"/>
-          <w:i/>
-          <w:color w:val="000000"/>
-          <w:sz w:val="24"/>
-        </w:rPr>
-        <w:t xml:space="preserve"> </w:t>
-      </w:r>
-      <w:r>
-        <w:rPr>
-          <w:rFonts w:ascii="Times New Roman" w:hAnsi="Times New Roman"/>
-          <w:color w:val="000000"/>
-          <w:sz w:val="24"/>
+          <w:rFonts w:ascii="Times New Roman" w:cs="Times New Roman" w:eastAsia="Times New Roman" w:hAnsi="Times New Roman"/>
+          <w:sz w:val="24"/>
+          <w:szCs w:val="24"/>
           <w:u w:val="single"/>
-        </w:rPr>
-        <w:t>Вирятуй</w:t>
-      </w:r>
-      <w:r>
-        <w:rPr>
-          <w:rFonts w:ascii="Times New Roman" w:hAnsi="Times New Roman"/>
-          <w:color w:val="000000"/>
-          <w:sz w:val="24"/>
-          <w:u w:val="single"/>
-        </w:rPr>
-        <w:t xml:space="preserve"> </w:t>
-      </w:r>
-      <w:r>
-        <w:rPr>
-          <w:rFonts w:ascii="Times New Roman" w:hAnsi="Times New Roman"/>
-          <w:color w:val="000000"/>
-          <w:sz w:val="24"/>
-          <w:u w:val="single"/>
-        </w:rPr>
-        <w:t>мене</w:t>
-      </w:r>
-      <w:r>
-        <w:rPr>
-          <w:rFonts w:ascii="Times New Roman" w:hAnsi="Times New Roman"/>
-          <w:color w:val="000000"/>
-          <w:sz w:val="24"/>
-          <w:u w:val="single"/>
-        </w:rPr>
-        <w:t xml:space="preserve"> </w:t>
-      </w:r>
-      <w:r>
-        <w:rPr>
-          <w:rFonts w:ascii="Times New Roman" w:hAnsi="Times New Roman"/>
-          <w:color w:val="000000"/>
-          <w:sz w:val="24"/>
-          <w:u w:val="single"/>
-        </w:rPr>
-        <w:t>від</w:t>
-      </w:r>
-      <w:r>
-        <w:rPr>
-          <w:rFonts w:ascii="Times New Roman" w:hAnsi="Times New Roman"/>
-          <w:color w:val="000000"/>
-          <w:sz w:val="24"/>
-          <w:u w:val="single"/>
-        </w:rPr>
-        <w:t xml:space="preserve"> </w:t>
-      </w:r>
-      <w:r>
-        <w:rPr>
-          <w:rFonts w:ascii="Times New Roman" w:hAnsi="Times New Roman"/>
-          <w:color w:val="000000"/>
-          <w:sz w:val="24"/>
-          <w:u w:val="single"/>
-        </w:rPr>
-        <w:t>ворогів</w:t>
-      </w:r>
-      <w:r>
-        <w:rPr>
-          <w:rFonts w:ascii="Times New Roman" w:hAnsi="Times New Roman"/>
-          <w:color w:val="000000"/>
-          <w:sz w:val="24"/>
-          <w:u w:val="single"/>
-        </w:rPr>
-        <w:t xml:space="preserve"> </w:t>
-      </w:r>
-      <w:r>
-        <w:rPr>
-          <w:rFonts w:ascii="Times New Roman" w:hAnsi="Times New Roman"/>
-          <w:color w:val="000000"/>
-          <w:sz w:val="24"/>
-          <w:u w:val="single"/>
-        </w:rPr>
-        <w:t>моїх,</w:t>
-      </w:r>
-      <w:r>
-        <w:rPr>
-          <w:rFonts w:ascii="Times New Roman" w:hAnsi="Times New Roman"/>
-          <w:color w:val="000000"/>
-          <w:sz w:val="24"/>
-          <w:u w:val="single"/>
-        </w:rPr>
-        <w:t xml:space="preserve"> </w:t>
-      </w:r>
-      <w:r>
-        <w:rPr>
-          <w:rFonts w:ascii="Times New Roman" w:hAnsi="Times New Roman"/>
-          <w:color w:val="000000"/>
-          <w:sz w:val="24"/>
-          <w:u w:val="single"/>
-        </w:rPr>
-        <w:t>Боже,</w:t>
-      </w:r>
-      <w:r>
-        <w:rPr>
-          <w:rFonts w:ascii="Times New Roman" w:hAnsi="Times New Roman"/>
-          <w:color w:val="000000"/>
-          <w:sz w:val="24"/>
-          <w:u w:val="single"/>
-        </w:rPr>
-        <w:t xml:space="preserve"> </w:t>
-      </w:r>
-      <w:r>
-        <w:rPr>
-          <w:rFonts w:ascii="Times New Roman" w:hAnsi="Times New Roman"/>
-          <w:color w:val="000000"/>
-          <w:sz w:val="24"/>
-          <w:u w:val="single"/>
-        </w:rPr>
-        <w:t>і</w:t>
-      </w:r>
-      <w:r>
-        <w:rPr>
-          <w:rFonts w:ascii="Times New Roman" w:hAnsi="Times New Roman"/>
-          <w:color w:val="000000"/>
-          <w:sz w:val="24"/>
-          <w:u w:val="single"/>
-        </w:rPr>
-        <w:t xml:space="preserve"> </w:t>
-      </w:r>
-      <w:r>
-        <w:rPr>
-          <w:rFonts w:ascii="Times New Roman" w:hAnsi="Times New Roman"/>
-          <w:color w:val="000000"/>
-          <w:sz w:val="24"/>
-          <w:u w:val="single"/>
-        </w:rPr>
-        <w:t>визволь</w:t>
-      </w:r>
-      <w:r>
-        <w:rPr>
-          <w:rFonts w:ascii="Times New Roman" w:hAnsi="Times New Roman"/>
-          <w:color w:val="000000"/>
-          <w:sz w:val="24"/>
-          <w:u w:val="single"/>
-        </w:rPr>
-        <w:t xml:space="preserve"> </w:t>
-      </w:r>
-      <w:r>
-        <w:rPr>
-          <w:rFonts w:ascii="Times New Roman" w:hAnsi="Times New Roman"/>
-          <w:color w:val="000000"/>
-          <w:sz w:val="24"/>
-          <w:u w:val="single"/>
-        </w:rPr>
-        <w:t>мене</w:t>
-      </w:r>
-      <w:r>
-        <w:rPr>
-          <w:rFonts w:ascii="Times New Roman" w:hAnsi="Times New Roman"/>
-          <w:color w:val="000000"/>
-          <w:sz w:val="24"/>
-          <w:u w:val="single"/>
-        </w:rPr>
-        <w:t xml:space="preserve"> </w:t>
-      </w:r>
-      <w:r>
-        <w:rPr>
-          <w:rFonts w:ascii="Times New Roman" w:hAnsi="Times New Roman"/>
-          <w:color w:val="000000"/>
-          <w:sz w:val="24"/>
-          <w:u w:val="single"/>
-        </w:rPr>
-        <w:t>від</w:t>
-      </w:r>
-      <w:r>
-        <w:rPr>
-          <w:rFonts w:ascii="Times New Roman" w:hAnsi="Times New Roman"/>
-          <w:color w:val="000000"/>
-          <w:sz w:val="24"/>
-          <w:u w:val="single"/>
-        </w:rPr>
-        <w:t xml:space="preserve"> </w:t>
-      </w:r>
-      <w:r>
-        <w:rPr>
-          <w:rFonts w:ascii="Times New Roman" w:hAnsi="Times New Roman"/>
-          <w:color w:val="000000"/>
-          <w:sz w:val="24"/>
-          <w:u w:val="single"/>
-        </w:rPr>
-        <w:t>тих,</w:t>
-      </w:r>
-      <w:r>
-        <w:rPr>
-          <w:rFonts w:ascii="Times New Roman" w:hAnsi="Times New Roman"/>
-          <w:color w:val="000000"/>
-          <w:sz w:val="24"/>
-          <w:u w:val="single"/>
-        </w:rPr>
-        <w:t xml:space="preserve"> </w:t>
-      </w:r>
-      <w:r>
-        <w:rPr>
-          <w:rFonts w:ascii="Times New Roman" w:hAnsi="Times New Roman"/>
-          <w:color w:val="000000"/>
-          <w:sz w:val="24"/>
-          <w:u w:val="single"/>
-        </w:rPr>
-        <w:t>що</w:t>
-      </w:r>
-      <w:r>
-        <w:rPr>
-          <w:rFonts w:ascii="Times New Roman" w:hAnsi="Times New Roman"/>
-          <w:color w:val="000000"/>
-          <w:sz w:val="24"/>
-          <w:u w:val="single"/>
-        </w:rPr>
-        <w:t xml:space="preserve"> </w:t>
-      </w:r>
-      <w:r>
-        <w:rPr>
-          <w:rFonts w:ascii="Times New Roman" w:hAnsi="Times New Roman"/>
-          <w:color w:val="000000"/>
-          <w:sz w:val="24"/>
-          <w:u w:val="single"/>
-        </w:rPr>
-        <w:t>повстають</w:t>
-      </w:r>
-      <w:r>
-        <w:rPr>
-          <w:rFonts w:ascii="Times New Roman" w:hAnsi="Times New Roman"/>
-          <w:color w:val="000000"/>
-          <w:sz w:val="24"/>
-          <w:u w:val="single"/>
-        </w:rPr>
-        <w:t xml:space="preserve"> </w:t>
-      </w:r>
-      <w:r>
-        <w:rPr>
-          <w:rFonts w:ascii="Times New Roman" w:hAnsi="Times New Roman"/>
-          <w:color w:val="000000"/>
-          <w:sz w:val="24"/>
-          <w:u w:val="single"/>
-        </w:rPr>
-        <w:t>на</w:t>
-      </w:r>
-      <w:r>
-        <w:rPr>
-          <w:rFonts w:ascii="Times New Roman" w:hAnsi="Times New Roman"/>
-          <w:color w:val="000000"/>
-          <w:sz w:val="24"/>
-          <w:u w:val="single"/>
-        </w:rPr>
-        <w:t xml:space="preserve"> </w:t>
-      </w:r>
-      <w:r>
-        <w:rPr>
-          <w:rFonts w:ascii="Times New Roman" w:hAnsi="Times New Roman"/>
-          <w:color w:val="000000"/>
-          <w:sz w:val="24"/>
-          <w:u w:val="single"/>
-        </w:rPr>
-        <w:t>мене.</w:t>
-      </w:r>
-    </w:p>
-    <w:p>
-      <w:pPr>
-        <w:pStyle w:val="Heading1"/>
-      </w:pPr>
-    </w:p>
-    <w:p/>
+          <w:rtl w:val="0"/>
+        </w:rPr>
+        <w:t xml:space="preserve">Боже, почуй мою молитву, вислухай слова уст моїх.</w:t>
+      </w:r>
+    </w:p>
+    <w:p>
+      <w:pPr>
+        <w:spacing w:after="120" w:lineRule="auto"/>
+        <w:jc w:val="both"/>
+        <w:rPr>
+          <w:rFonts w:ascii="Times New Roman" w:cs="Times New Roman" w:eastAsia="Times New Roman" w:hAnsi="Times New Roman"/>
+          <w:sz w:val="24"/>
+          <w:szCs w:val="24"/>
+        </w:rPr>
+      </w:pPr>
+      <w:r>
+        <w:rPr>
+          <w:rtl w:val="0"/>
+        </w:rPr>
+      </w:r>
+    </w:p>
     <w:p>
       <w:pPr>
         <w:pStyle w:val="Heading3"/>

--- a/flow/20230914_vu_template/drafts/2023-11-u/25-СБ-Відання Введення.docx
+++ b/flow/20230914_vu_template/drafts/2023-11-u/25-СБ-Відання Введення.docx
@@ -4,21 +4,39 @@
   <w:body>
     <w:p>
       <w:r>
+        <w:rPr>
+          <w:rFonts w:ascii="Times New Roman" w:hAnsi="Times New Roman"/>
+          <w:sz w:val="24"/>
+        </w:rPr>
         <w:t>Листопад 25 Субота</w:t>
       </w:r>
     </w:p>
     <w:p>
       <w:r>
+        <w:rPr>
+          <w:rFonts w:ascii="Times New Roman" w:hAnsi="Times New Roman"/>
+          <w:sz w:val="24"/>
+        </w:rPr>
         <w:t>Субота ЯКАСЬ ТАМ</w:t>
       </w:r>
     </w:p>
     <w:p>
       <w:r>
+        <w:rPr>
+          <w:rFonts w:ascii="Times New Roman" w:hAnsi="Times New Roman"/>
+          <w:sz w:val="24"/>
+        </w:rPr>
         <w:t xml:space="preserve">Святих отців наших і священномучеників Климента, папи Римського, і Петра, єпископа Олександрійського </w:t>
       </w:r>
     </w:p>
     <w:p>
       <w:r>
+        <w:rPr>
+          <w:rFonts w:ascii="Times New Roman" w:hAnsi="Times New Roman"/>
+          <w:i/>
+          <w:color w:val="FF4400"/>
+          <w:sz w:val="24"/>
+        </w:rPr>
         <w:t>У цей день віддається свято Введення у храм Пресвятої Богородиці</w:t>
       </w:r>
     </w:p>

--- a/flow/20230914_vu_template/drafts/2023-11-u/25-СБ-Відання Введення.docx
+++ b/flow/20230914_vu_template/drafts/2023-11-u/25-СБ-Відання Введення.docx
@@ -17,7 +17,7 @@
           <w:rFonts w:ascii="Times New Roman" w:hAnsi="Times New Roman"/>
           <w:sz w:val="24"/>
         </w:rPr>
-        <w:t>Субота ЯКАСЬ ТАМ</w:t>
+        <w:t>Субота 25 по П'ятидесятниці</w:t>
       </w:r>
     </w:p>
     <w:p>
